--- a/examples/prediction/doc/07-conv1d-regression.docx
+++ b/examples/prediction/doc/07-conv1d-regression.docx
@@ -513,7 +513,7 @@
               <a:graphicData uri="http://schemas.openxmlformats.org/drawingml/2006/picture">
                 <pic:pic>
                   <pic:nvPicPr>
-                    <pic:cNvPr descr="/home/gpca/tspredit/examples/prediction/doc/07-conv1d-regression_files/2311a3ccdefa9666c559bd154e42236a6cdf3fea.png" id="11" name="Picture"/>
+                    <pic:cNvPr descr="C:\Git\cefet-rj-dal\tspredit\examples\prediction\doc\07-conv1d-regression_files/716a4d1e457f97618aa46ca41f6f38e17df76816.png" id="11" name="Picture"/>
                     <pic:cNvPicPr>
                       <a:picLocks noChangeArrowheads="1" noChangeAspect="1"/>
                     </pic:cNvPicPr>
@@ -1121,7 +1121,7 @@
         <w:rPr>
           <w:rStyle w:val="VerbatimChar"/>
         </w:rPr>
-        <w:t xml:space="preserve">## [1] 1.640747e-08</w:t>
+        <w:t xml:space="preserve">## [1] 2.782165e-08</w:t>
       </w:r>
     </w:p>
     <w:p>
@@ -1397,7 +1397,7 @@
         <w:rPr>
           <w:rStyle w:val="VerbatimChar"/>
         </w:rPr>
-        <w:t xml:space="preserve">## [1]  0.41235491  0.17288403 -0.07584621 -0.31876148 -0.54408022</w:t>
+        <w:t xml:space="preserve">## [1]  0.41131708  0.17396483 -0.07377369 -0.31783974 -0.54215535</w:t>
       </w:r>
       <w:r>
         <w:br/>
@@ -1424,7 +1424,7 @@
         <w:rPr>
           <w:rStyle w:val="VerbatimChar"/>
         </w:rPr>
-        <w:t xml:space="preserve">## [1] 0.003612407</w:t>
+        <w:t xml:space="preserve">## [1] 0.00591669</w:t>
       </w:r>
       <w:r>
         <w:br/>
@@ -1451,7 +1451,7 @@
         <w:rPr>
           <w:rStyle w:val="VerbatimChar"/>
         </w:rPr>
-        <w:t xml:space="preserve">## [1] 4.255261e-07</w:t>
+        <w:t xml:space="preserve">## [1] 1.769373e-06</w:t>
       </w:r>
       <w:r>
         <w:br/>
@@ -1478,7 +1478,7 @@
         <w:rPr>
           <w:rStyle w:val="VerbatimChar"/>
         </w:rPr>
-        <w:t xml:space="preserve">## [1] 0.9999963</w:t>
+        <w:t xml:space="preserve">## [1] 0.9999847</w:t>
       </w:r>
       <w:r>
         <w:br/>
@@ -1505,7 +1505,7 @@
         <w:rPr>
           <w:rStyle w:val="VerbatimChar"/>
         </w:rPr>
-        <w:t xml:space="preserve">##            mse       smape        R2</w:t>
+        <w:t xml:space="preserve">##            mse      smape        R2</w:t>
       </w:r>
       <w:r>
         <w:br/>
@@ -1514,7 +1514,7 @@
         <w:rPr>
           <w:rStyle w:val="VerbatimChar"/>
         </w:rPr>
-        <w:t xml:space="preserve">## 1 4.255261e-07 0.003612407 0.9999963</w:t>
+        <w:t xml:space="preserve">## 1 1.769373e-06 0.00591669 0.9999847</w:t>
       </w:r>
     </w:p>
     <w:p>
@@ -1745,7 +1745,7 @@
               <a:graphicData uri="http://schemas.openxmlformats.org/drawingml/2006/picture">
                 <pic:pic>
                   <pic:nvPicPr>
-                    <pic:cNvPr descr="/home/gpca/tspredit/examples/prediction/doc/07-conv1d-regression_files/86232fa37050acef0f25d8548c740f6a41e32e2b.png" id="14" name="Picture"/>
+                    <pic:cNvPr descr="C:\Git\cefet-rj-dal\tspredit\examples\prediction\doc\07-conv1d-regression_files/6ab71d77af2981cfbf6856f4e776584fde2fefae.png" id="14" name="Picture"/>
                     <pic:cNvPicPr>
                       <a:picLocks noChangeArrowheads="1" noChangeAspect="1"/>
                     </pic:cNvPicPr>

--- a/examples/prediction/doc/07-conv1d-regression.docx
+++ b/examples/prediction/doc/07-conv1d-regression.docx
@@ -513,7 +513,7 @@
               <a:graphicData uri="http://schemas.openxmlformats.org/drawingml/2006/picture">
                 <pic:pic>
                   <pic:nvPicPr>
-                    <pic:cNvPr descr="C:\Git\cefet-rj-dal\tspredit\examples\prediction\doc\07-conv1d-regression_files/716a4d1e457f97618aa46ca41f6f38e17df76816.png" id="11" name="Picture"/>
+                    <pic:cNvPr descr="C:\Git\dal\tspredit\examples\prediction\doc\07-conv1d-regression_files/716a4d1e457f97618aa46ca41f6f38e17df76816.png" id="11" name="Picture"/>
                     <pic:cNvPicPr>
                       <a:picLocks noChangeArrowheads="1" noChangeAspect="1"/>
                     </pic:cNvPicPr>
@@ -1121,7 +1121,7 @@
         <w:rPr>
           <w:rStyle w:val="VerbatimChar"/>
         </w:rPr>
-        <w:t xml:space="preserve">## [1] 2.782165e-08</w:t>
+        <w:t xml:space="preserve">## [1] 2.456616e-07</w:t>
       </w:r>
     </w:p>
     <w:p>
@@ -1397,7 +1397,7 @@
         <w:rPr>
           <w:rStyle w:val="VerbatimChar"/>
         </w:rPr>
-        <w:t xml:space="preserve">## [1]  0.41131708  0.17396483 -0.07377369 -0.31783974 -0.54215535</w:t>
+        <w:t xml:space="preserve">## [1]  0.41157154  0.17390627 -0.07435373 -0.32043754 -0.54553048</w:t>
       </w:r>
       <w:r>
         <w:br/>
@@ -1424,7 +1424,7 @@
         <w:rPr>
           <w:rStyle w:val="VerbatimChar"/>
         </w:rPr>
-        <w:t xml:space="preserve">## [1] 0.00591669</w:t>
+        <w:t xml:space="preserve">## [1] 0.003546468</w:t>
       </w:r>
       <w:r>
         <w:br/>
@@ -1451,7 +1451,7 @@
         <w:rPr>
           <w:rStyle w:val="VerbatimChar"/>
         </w:rPr>
-        <w:t xml:space="preserve">## [1] 1.769373e-06</w:t>
+        <w:t xml:space="preserve">## [1] 8.113682e-07</w:t>
       </w:r>
       <w:r>
         <w:br/>
@@ -1478,7 +1478,7 @@
         <w:rPr>
           <w:rStyle w:val="VerbatimChar"/>
         </w:rPr>
-        <w:t xml:space="preserve">## [1] 0.9999847</w:t>
+        <w:t xml:space="preserve">## [1] 0.999993</w:t>
       </w:r>
       <w:r>
         <w:br/>
@@ -1505,7 +1505,7 @@
         <w:rPr>
           <w:rStyle w:val="VerbatimChar"/>
         </w:rPr>
-        <w:t xml:space="preserve">##            mse      smape        R2</w:t>
+        <w:t xml:space="preserve">##            mse       smape       R2</w:t>
       </w:r>
       <w:r>
         <w:br/>
@@ -1514,7 +1514,7 @@
         <w:rPr>
           <w:rStyle w:val="VerbatimChar"/>
         </w:rPr>
-        <w:t xml:space="preserve">## 1 1.769373e-06 0.00591669 0.9999847</w:t>
+        <w:t xml:space="preserve">## 1 8.113682e-07 0.003546468 0.999993</w:t>
       </w:r>
     </w:p>
     <w:p>
@@ -1745,7 +1745,7 @@
               <a:graphicData uri="http://schemas.openxmlformats.org/drawingml/2006/picture">
                 <pic:pic>
                   <pic:nvPicPr>
-                    <pic:cNvPr descr="C:\Git\cefet-rj-dal\tspredit\examples\prediction\doc\07-conv1d-regression_files/6ab71d77af2981cfbf6856f4e776584fde2fefae.png" id="14" name="Picture"/>
+                    <pic:cNvPr descr="C:\Git\dal\tspredit\examples\prediction\doc\07-conv1d-regression_files/db75eef69ef1da68b2756c2bf79653a3c98a9c8f.png" id="14" name="Picture"/>
                     <pic:cNvPicPr>
                       <a:picLocks noChangeArrowheads="1" noChangeAspect="1"/>
                     </pic:cNvPicPr>

--- a/examples/prediction/doc/07-conv1d-regression.docx
+++ b/examples/prediction/doc/07-conv1d-regression.docx
@@ -809,7 +809,7 @@
         <w:rPr>
           <w:rStyle w:val="DecValTok"/>
         </w:rPr>
-        <w:t xml:space="preserve">10000</w:t>
+        <w:t xml:space="preserve">100</w:t>
       </w:r>
       <w:r>
         <w:rPr>
@@ -1121,7 +1121,7 @@
         <w:rPr>
           <w:rStyle w:val="VerbatimChar"/>
         </w:rPr>
-        <w:t xml:space="preserve">## [1] 2.456616e-07</w:t>
+        <w:t xml:space="preserve">## [1] 0.0001007105</w:t>
       </w:r>
     </w:p>
     <w:p>
@@ -1397,7 +1397,7 @@
         <w:rPr>
           <w:rStyle w:val="VerbatimChar"/>
         </w:rPr>
-        <w:t xml:space="preserve">## [1]  0.41157154  0.17390627 -0.07435373 -0.32043754 -0.54553048</w:t>
+        <w:t xml:space="preserve">## [1]  0.4347691  0.2108168 -0.0255444 -0.2686127 -0.4891945</w:t>
       </w:r>
       <w:r>
         <w:br/>
@@ -1424,7 +1424,7 @@
         <w:rPr>
           <w:rStyle w:val="VerbatimChar"/>
         </w:rPr>
-        <w:t xml:space="preserve">## [1] 0.003546468</w:t>
+        <w:t xml:space="preserve">## [1] 0.301998</w:t>
       </w:r>
       <w:r>
         <w:br/>
@@ -1451,7 +1451,7 @@
         <w:rPr>
           <w:rStyle w:val="VerbatimChar"/>
         </w:rPr>
-        <w:t xml:space="preserve">## [1] 8.113682e-07</w:t>
+        <w:t xml:space="preserve">## [1] 0.001986985</w:t>
       </w:r>
       <w:r>
         <w:br/>
@@ -1478,7 +1478,7 @@
         <w:rPr>
           <w:rStyle w:val="VerbatimChar"/>
         </w:rPr>
-        <w:t xml:space="preserve">## [1] 0.999993</w:t>
+        <w:t xml:space="preserve">## [1] 0.9828383</w:t>
       </w:r>
       <w:r>
         <w:br/>
@@ -1505,7 +1505,7 @@
         <w:rPr>
           <w:rStyle w:val="VerbatimChar"/>
         </w:rPr>
-        <w:t xml:space="preserve">##            mse       smape       R2</w:t>
+        <w:t xml:space="preserve">##           mse    smape        R2</w:t>
       </w:r>
       <w:r>
         <w:br/>
@@ -1514,7 +1514,7 @@
         <w:rPr>
           <w:rStyle w:val="VerbatimChar"/>
         </w:rPr>
-        <w:t xml:space="preserve">## 1 8.113682e-07 0.003546468 0.999993</w:t>
+        <w:t xml:space="preserve">## 1 0.001986985 0.301998 0.9828383</w:t>
       </w:r>
     </w:p>
     <w:p>
@@ -1745,7 +1745,7 @@
               <a:graphicData uri="http://schemas.openxmlformats.org/drawingml/2006/picture">
                 <pic:pic>
                   <pic:nvPicPr>
-                    <pic:cNvPr descr="C:\Git\dal\tspredit\examples\prediction\doc\07-conv1d-regression_files/db75eef69ef1da68b2756c2bf79653a3c98a9c8f.png" id="14" name="Picture"/>
+                    <pic:cNvPr descr="C:\Git\dal\tspredit\examples\prediction\doc\07-conv1d-regression_files/1b3f203441f18e1fd4e3c3d2724b273c2f65276b.png" id="14" name="Picture"/>
                     <pic:cNvPicPr>
                       <a:picLocks noChangeArrowheads="1" noChangeAspect="1"/>
                     </pic:cNvPicPr>
